--- a/Knowledge/3-Work knowledge/1-Software Engineering/1-Software Engineering Fundamentals/5-My Source/2-Common Types of Networks/4-CAN.docx
+++ b/Knowledge/3-Work knowledge/1-Software Engineering/1-Software Engineering Fundamentals/5-My Source/2-Common Types of Networks/4-CAN.docx
@@ -32,7 +32,7 @@
       </w:pPr>
       <w:r>
         <w:rPr>
-          <w:rFonts w:ascii="Arial" w:hAnsi="Arial" w:eastAsia="Arial"/>
+          <w:rFonts w:ascii="Arial" w:eastAsia="Arial" w:hAnsi="Arial"/>
           <w:b/>
           <w:sz w:val="22"/>
           <w:shd w:val="clear" w:color="auto" w:fill="B7B7B7"/>
@@ -41,35 +41,24 @@
       </w:r>
       <w:r>
         <w:rPr>
-          <w:rFonts w:ascii="Arial" w:hAnsi="Arial" w:eastAsia="Arial"/>
+          <w:rFonts w:ascii="Arial" w:eastAsia="Arial" w:hAnsi="Arial"/>
           <w:sz w:val="22"/>
           <w:shd w:val="clear" w:color="auto" w:fill="B7B7B7"/>
         </w:rPr>
         <w:t xml:space="preserve">: </w:t>
       </w:r>
-      <w:proofErr w:type="spellStart"/>
-      <w:r>
-        <w:rPr>
-          <w:rFonts w:ascii="Arial" w:hAnsi="Arial" w:eastAsia="Arial"/>
-          <w:b/>
-          <w:sz w:val="22"/>
-          <w:shd w:val="clear" w:color="auto" w:fill="B7B7B7"/>
-        </w:rPr>
-        <w:t>Chatgpt</w:t>
-      </w:r>
-      <w:proofErr w:type="spellEnd"/>
-      <w:r>
-        <w:rPr>
-          <w:rFonts w:ascii="Arial" w:hAnsi="Arial" w:eastAsia="Arial"/>
-          <w:b/>
-          <w:sz w:val="22"/>
-          <w:shd w:val="clear" w:color="auto" w:fill="B7B7B7"/>
-        </w:rPr>
-        <w:t xml:space="preserve"> </w:t>
-      </w:r>
-      <w:r>
-        <w:rPr>
-          <w:rFonts w:ascii="Arial" w:hAnsi="Arial" w:eastAsia="Arial"/>
+      <w:r>
+        <w:rPr>
+          <w:rFonts w:ascii="Arial" w:eastAsia="Arial" w:hAnsi="Arial"/>
+          <w:b/>
+          <w:sz w:val="22"/>
+          <w:shd w:val="clear" w:color="auto" w:fill="B7B7B7"/>
+        </w:rPr>
+        <w:t xml:space="preserve">Chatgpt </w:t>
+      </w:r>
+      <w:r>
+        <w:rPr>
+          <w:rFonts w:ascii="Arial" w:eastAsia="Arial" w:hAnsi="Arial"/>
           <w:b/>
           <w:sz w:val="22"/>
           <w:szCs w:val="14"/>
@@ -79,7 +68,7 @@
       </w:r>
       <w:r>
         <w:rPr>
-          <w:rFonts w:ascii="Arial" w:hAnsi="Arial" w:cs="Cambria Math" w:eastAsia="Arial"/>
+          <w:rFonts w:ascii="Arial" w:eastAsia="Arial" w:hAnsi="Arial" w:cs="Cambria Math"/>
           <w:b/>
           <w:sz w:val="22"/>
           <w:szCs w:val="14"/>
@@ -89,7 +78,7 @@
       </w:r>
       <w:r>
         <w:rPr>
-          <w:rFonts w:ascii="Arial" w:hAnsi="Arial" w:eastAsia="Arial"/>
+          <w:rFonts w:ascii="Arial" w:eastAsia="Arial" w:hAnsi="Arial"/>
           <w:b/>
           <w:sz w:val="22"/>
           <w:szCs w:val="14"/>
@@ -99,7 +88,7 @@
       </w:r>
       <w:r>
         <w:rPr>
-          <w:rFonts w:ascii="Arial" w:hAnsi="Arial" w:eastAsia="Arial"/>
+          <w:rFonts w:ascii="Arial" w:eastAsia="Arial" w:hAnsi="Arial"/>
           <w:sz w:val="22"/>
         </w:rPr>
         <w:br/>
@@ -107,7 +96,7 @@
       </w:r>
       <w:r>
         <w:rPr>
-          <w:rFonts w:ascii="Arial" w:hAnsi="Arial" w:eastAsia="Arial"/>
+          <w:rFonts w:ascii="Arial" w:eastAsia="Arial" w:hAnsi="Arial"/>
           <w:b/>
           <w:bCs/>
           <w:sz w:val="22"/>
@@ -116,14 +105,14 @@
       </w:r>
       <w:r>
         <w:rPr>
-          <w:rFonts w:ascii="Arial" w:hAnsi="Arial" w:eastAsia="Arial"/>
+          <w:rFonts w:ascii="Arial" w:eastAsia="Arial" w:hAnsi="Arial"/>
           <w:sz w:val="22"/>
         </w:rPr>
         <w:t xml:space="preserve"> is a network that connects multiple </w:t>
       </w:r>
       <w:r>
         <w:rPr>
-          <w:rFonts w:ascii="Arial" w:hAnsi="Arial" w:eastAsia="Arial"/>
+          <w:rFonts w:ascii="Arial" w:eastAsia="Arial" w:hAnsi="Arial"/>
           <w:b/>
           <w:bCs/>
           <w:sz w:val="22"/>
@@ -132,14 +121,14 @@
       </w:r>
       <w:r>
         <w:rPr>
-          <w:rFonts w:ascii="Arial" w:hAnsi="Arial" w:eastAsia="Arial"/>
+          <w:rFonts w:ascii="Arial" w:eastAsia="Arial" w:hAnsi="Arial"/>
           <w:sz w:val="22"/>
         </w:rPr>
         <w:t xml:space="preserve"> within a limited geographic area, such as a </w:t>
       </w:r>
       <w:r>
         <w:rPr>
-          <w:rFonts w:ascii="Arial" w:hAnsi="Arial" w:eastAsia="Arial"/>
+          <w:rFonts w:ascii="Arial" w:eastAsia="Arial" w:hAnsi="Arial"/>
           <w:b/>
           <w:bCs/>
           <w:sz w:val="22"/>
@@ -148,7 +137,7 @@
       </w:r>
       <w:r>
         <w:rPr>
-          <w:rFonts w:ascii="Arial" w:hAnsi="Arial" w:eastAsia="Arial"/>
+          <w:rFonts w:ascii="Arial" w:eastAsia="Arial" w:hAnsi="Arial"/>
           <w:sz w:val="22"/>
         </w:rPr>
         <w:t>. It is larger than a LAN but smaller than a MAN (Metropolitan Area Network).</w:t>
@@ -164,7 +153,7 @@
         <w:rPr>
           <w:rFonts w:ascii="Roboto Mono" w:hAnsi="Roboto Mono"/>
         </w:rPr>
-        <w:pict w14:anchorId="395DB516">
+        <w:pict w14:anchorId="5D7AB4A6">
           <v:rect id="_x0000_i1025" style="width:0;height:1.5pt" o:hralign="center" o:hrstd="t" o:hr="t" fillcolor="#a0a0a0" stroked="f"/>
         </w:pict>
       </w:r>
@@ -191,7 +180,7 @@
       </w:pPr>
       <w:r>
         <w:rPr>
-          <w:rFonts w:ascii="Arial" w:hAnsi="Arial" w:eastAsia="Arial"/>
+          <w:rFonts w:ascii="Arial" w:eastAsia="Arial" w:hAnsi="Arial"/>
           <w:b/>
           <w:sz w:val="22"/>
           <w:shd w:val="clear" w:color="auto" w:fill="B7B7B7"/>
@@ -200,35 +189,24 @@
       </w:r>
       <w:r>
         <w:rPr>
-          <w:rFonts w:ascii="Arial" w:hAnsi="Arial" w:eastAsia="Arial"/>
+          <w:rFonts w:ascii="Arial" w:eastAsia="Arial" w:hAnsi="Arial"/>
           <w:sz w:val="22"/>
           <w:shd w:val="clear" w:color="auto" w:fill="B7B7B7"/>
         </w:rPr>
         <w:t xml:space="preserve">: </w:t>
       </w:r>
-      <w:proofErr w:type="spellStart"/>
-      <w:r>
-        <w:rPr>
-          <w:rFonts w:ascii="Arial" w:hAnsi="Arial" w:eastAsia="Arial"/>
-          <w:b/>
-          <w:sz w:val="22"/>
-          <w:shd w:val="clear" w:color="auto" w:fill="B7B7B7"/>
-        </w:rPr>
-        <w:t>Chatgpt</w:t>
-      </w:r>
-      <w:proofErr w:type="spellEnd"/>
-      <w:r>
-        <w:rPr>
-          <w:rFonts w:ascii="Arial" w:hAnsi="Arial" w:eastAsia="Arial"/>
-          <w:b/>
-          <w:sz w:val="22"/>
-          <w:shd w:val="clear" w:color="auto" w:fill="B7B7B7"/>
-        </w:rPr>
-        <w:t xml:space="preserve"> </w:t>
-      </w:r>
-      <w:r>
-        <w:rPr>
-          <w:rFonts w:ascii="Arial" w:hAnsi="Arial" w:eastAsia="Arial"/>
+      <w:r>
+        <w:rPr>
+          <w:rFonts w:ascii="Arial" w:eastAsia="Arial" w:hAnsi="Arial"/>
+          <w:b/>
+          <w:sz w:val="22"/>
+          <w:shd w:val="clear" w:color="auto" w:fill="B7B7B7"/>
+        </w:rPr>
+        <w:t xml:space="preserve">Chatgpt </w:t>
+      </w:r>
+      <w:r>
+        <w:rPr>
+          <w:rFonts w:ascii="Arial" w:eastAsia="Arial" w:hAnsi="Arial"/>
           <w:b/>
           <w:sz w:val="22"/>
           <w:szCs w:val="14"/>
@@ -238,7 +216,7 @@
       </w:r>
       <w:r>
         <w:rPr>
-          <w:rFonts w:ascii="Arial" w:hAnsi="Arial" w:cs="Cambria Math" w:eastAsia="Arial"/>
+          <w:rFonts w:ascii="Arial" w:eastAsia="Arial" w:hAnsi="Arial" w:cs="Cambria Math"/>
           <w:b/>
           <w:sz w:val="22"/>
           <w:szCs w:val="14"/>
@@ -248,7 +226,7 @@
       </w:r>
       <w:r>
         <w:rPr>
-          <w:rFonts w:ascii="Arial" w:hAnsi="Arial" w:eastAsia="Arial"/>
+          <w:rFonts w:ascii="Arial" w:eastAsia="Arial" w:hAnsi="Arial"/>
           <w:b/>
           <w:sz w:val="22"/>
           <w:szCs w:val="14"/>
@@ -258,7 +236,7 @@
       </w:r>
       <w:r>
         <w:rPr>
-          <w:rFonts w:ascii="Arial" w:hAnsi="Arial" w:eastAsia="Arial"/>
+          <w:rFonts w:ascii="Arial" w:eastAsia="Arial" w:hAnsi="Arial"/>
           <w:sz w:val="22"/>
         </w:rPr>
         <w:br/>
@@ -266,7 +244,7 @@
       </w:r>
       <w:r>
         <w:rPr>
-          <w:rFonts w:ascii="Arial" w:hAnsi="Arial" w:eastAsia="Arial"/>
+          <w:rFonts w:ascii="Arial" w:eastAsia="Arial" w:hAnsi="Arial"/>
           <w:b/>
           <w:bCs/>
           <w:sz w:val="22"/>
@@ -275,7 +253,7 @@
       </w:r>
       <w:r>
         <w:rPr>
-          <w:rFonts w:ascii="Arial" w:hAnsi="Arial" w:eastAsia="Arial"/>
+          <w:rFonts w:ascii="Arial" w:eastAsia="Arial" w:hAnsi="Arial"/>
           <w:sz w:val="22"/>
         </w:rPr>
         <w:t>. For example, all the LANs in different buildings of a university (like labs, libraries, and admin offices) are connected to form a CAN.</w:t>
@@ -291,7 +269,7 @@
         <w:rPr>
           <w:rFonts w:ascii="Roboto Mono" w:hAnsi="Roboto Mono"/>
         </w:rPr>
-        <w:pict w14:anchorId="5AF8DE96">
+        <w:pict w14:anchorId="47713AB1">
           <v:rect id="_x0000_i1026" style="width:0;height:1.5pt" o:hralign="center" o:hrstd="t" o:hr="t" fillcolor="#a0a0a0" stroked="f"/>
         </w:pict>
       </w:r>
@@ -313,7 +291,7 @@
     <w:p>
       <w:r>
         <w:rPr>
-          <w:rFonts w:ascii="Arial" w:hAnsi="Arial" w:eastAsia="Arial"/>
+          <w:rFonts w:ascii="Arial" w:eastAsia="Arial" w:hAnsi="Arial"/>
           <w:b/>
           <w:sz w:val="22"/>
           <w:shd w:val="clear" w:color="auto" w:fill="B7B7B7"/>
@@ -322,35 +300,24 @@
       </w:r>
       <w:r>
         <w:rPr>
-          <w:rFonts w:ascii="Arial" w:hAnsi="Arial" w:eastAsia="Arial"/>
+          <w:rFonts w:ascii="Arial" w:eastAsia="Arial" w:hAnsi="Arial"/>
           <w:sz w:val="22"/>
           <w:shd w:val="clear" w:color="auto" w:fill="B7B7B7"/>
         </w:rPr>
         <w:t xml:space="preserve">: </w:t>
       </w:r>
-      <w:proofErr w:type="spellStart"/>
-      <w:r>
-        <w:rPr>
-          <w:rFonts w:ascii="Arial" w:hAnsi="Arial" w:eastAsia="Arial"/>
-          <w:b/>
-          <w:sz w:val="22"/>
-          <w:shd w:val="clear" w:color="auto" w:fill="B7B7B7"/>
-        </w:rPr>
-        <w:t>Chatgpt</w:t>
-      </w:r>
-      <w:proofErr w:type="spellEnd"/>
-      <w:r>
-        <w:rPr>
-          <w:rFonts w:ascii="Arial" w:hAnsi="Arial" w:eastAsia="Arial"/>
-          <w:b/>
-          <w:sz w:val="22"/>
-          <w:shd w:val="clear" w:color="auto" w:fill="B7B7B7"/>
-        </w:rPr>
-        <w:t xml:space="preserve"> </w:t>
-      </w:r>
-      <w:r>
-        <w:rPr>
-          <w:rFonts w:ascii="Arial" w:hAnsi="Arial" w:eastAsia="Arial"/>
+      <w:r>
+        <w:rPr>
+          <w:rFonts w:ascii="Arial" w:eastAsia="Arial" w:hAnsi="Arial"/>
+          <w:b/>
+          <w:sz w:val="22"/>
+          <w:shd w:val="clear" w:color="auto" w:fill="B7B7B7"/>
+        </w:rPr>
+        <w:t xml:space="preserve">Chatgpt </w:t>
+      </w:r>
+      <w:r>
+        <w:rPr>
+          <w:rFonts w:ascii="Arial" w:eastAsia="Arial" w:hAnsi="Arial"/>
           <w:b/>
           <w:sz w:val="22"/>
           <w:szCs w:val="14"/>
@@ -360,7 +327,7 @@
       </w:r>
       <w:r>
         <w:rPr>
-          <w:rFonts w:ascii="Arial" w:hAnsi="Arial" w:cs="Cambria Math" w:eastAsia="Arial"/>
+          <w:rFonts w:ascii="Arial" w:eastAsia="Arial" w:hAnsi="Arial" w:cs="Cambria Math"/>
           <w:b/>
           <w:sz w:val="22"/>
           <w:szCs w:val="14"/>
@@ -370,7 +337,302 @@
       </w:r>
       <w:r>
         <w:rPr>
-          <w:rFonts w:ascii="Arial" w:hAnsi="Arial" w:eastAsia="Arial"/>
+          <w:rFonts w:ascii="Arial" w:eastAsia="Arial" w:hAnsi="Arial"/>
+          <w:b/>
+          <w:sz w:val="22"/>
+          <w:szCs w:val="14"/>
+          <w:shd w:val="clear" w:color="auto" w:fill="B7B7B7"/>
+        </w:rPr>
+        <w:t>5 Mini) at [12/9/2025]</w:t>
+      </w:r>
+    </w:p>
+    <w:p>
+      <w:pPr>
+        <w:numPr>
+          <w:ilvl w:val="0"/>
+          <w:numId w:val="1"/>
+        </w:numPr>
+        <w:rPr>
+          <w:rFonts w:ascii="Roboto Mono" w:hAnsi="Roboto Mono"/>
+        </w:rPr>
+      </w:pPr>
+      <w:r>
+        <w:rPr>
+          <w:rFonts w:ascii="Roboto Mono" w:hAnsi="Roboto Mono"/>
+          <w:b/>
+          <w:bCs/>
+        </w:rPr>
+        <w:t>Coverage:</w:t>
+      </w:r>
+      <w:r>
+        <w:rPr>
+          <w:rFonts w:ascii="Roboto Mono" w:hAnsi="Roboto Mono"/>
+        </w:rPr>
+        <w:t xml:space="preserve"> Typically spans a campus or a group of nearby buildings.</w:t>
+      </w:r>
+    </w:p>
+    <w:p>
+      <w:pPr>
+        <w:numPr>
+          <w:ilvl w:val="0"/>
+          <w:numId w:val="1"/>
+        </w:numPr>
+        <w:rPr>
+          <w:rFonts w:ascii="Roboto Mono" w:hAnsi="Roboto Mono"/>
+        </w:rPr>
+      </w:pPr>
+      <w:r>
+        <w:rPr>
+          <w:rFonts w:ascii="Roboto Mono" w:hAnsi="Roboto Mono"/>
+          <w:b/>
+          <w:bCs/>
+        </w:rPr>
+        <w:t>Purpose:</w:t>
+      </w:r>
+      <w:r>
+        <w:rPr>
+          <w:rFonts w:ascii="Roboto Mono" w:hAnsi="Roboto Mono"/>
+        </w:rPr>
+        <w:t xml:space="preserve"> Connects multiple LANs for sharing resources and communication.</w:t>
+      </w:r>
+    </w:p>
+    <w:p>
+      <w:pPr>
+        <w:numPr>
+          <w:ilvl w:val="0"/>
+          <w:numId w:val="1"/>
+        </w:numPr>
+        <w:rPr>
+          <w:rFonts w:ascii="Roboto Mono" w:hAnsi="Roboto Mono"/>
+        </w:rPr>
+      </w:pPr>
+      <w:r>
+        <w:rPr>
+          <w:rFonts w:ascii="Roboto Mono" w:hAnsi="Roboto Mono"/>
+          <w:b/>
+          <w:bCs/>
+        </w:rPr>
+        <w:t>Ownership:</w:t>
+      </w:r>
+      <w:r>
+        <w:rPr>
+          <w:rFonts w:ascii="Roboto Mono" w:hAnsi="Roboto Mono"/>
+        </w:rPr>
+        <w:t xml:space="preserve"> Usually owned and managed by a single organization (like a university or company).</w:t>
+      </w:r>
+    </w:p>
+    <w:p>
+      <w:pPr>
+        <w:numPr>
+          <w:ilvl w:val="0"/>
+          <w:numId w:val="1"/>
+        </w:numPr>
+        <w:rPr>
+          <w:rFonts w:ascii="Roboto Mono" w:hAnsi="Roboto Mono"/>
+        </w:rPr>
+      </w:pPr>
+      <w:r>
+        <w:rPr>
+          <w:rFonts w:ascii="Roboto Mono" w:hAnsi="Roboto Mono"/>
+          <w:b/>
+          <w:bCs/>
+        </w:rPr>
+        <w:t>High Speed:</w:t>
+      </w:r>
+      <w:r>
+        <w:rPr>
+          <w:rFonts w:ascii="Roboto Mono" w:hAnsi="Roboto Mono"/>
+        </w:rPr>
+        <w:t xml:space="preserve"> Provides fast data transfer between LANs within the campus.</w:t>
+      </w:r>
+    </w:p>
+    <w:p>
+      <w:pPr>
+        <w:rPr>
+          <w:rFonts w:ascii="Roboto Mono" w:hAnsi="Roboto Mono"/>
+        </w:rPr>
+      </w:pPr>
+      <w:r>
+        <w:rPr>
+          <w:rFonts w:ascii="Roboto Mono" w:hAnsi="Roboto Mono"/>
+        </w:rPr>
+        <w:pict w14:anchorId="5DE571D7">
+          <v:rect id="_x0000_i1027" style="width:0;height:1.5pt" o:hralign="center" o:hrstd="t" o:hr="t" fillcolor="#a0a0a0" stroked="f"/>
+        </w:pict>
+      </w:r>
+    </w:p>
+    <w:p>
+      <w:pPr>
+        <w:pStyle w:val="Heading2"/>
+      </w:pPr>
+      <w:r>
+        <w:rPr>
+          <w:rFonts w:ascii="Segoe UI Emoji" w:hAnsi="Segoe UI Emoji" w:cs="Segoe UI Emoji"/>
+        </w:rPr>
+        <w:t>📶</w:t>
+      </w:r>
+      <w:r>
+        <w:t xml:space="preserve"> Examples of CAN:</w:t>
+      </w:r>
+    </w:p>
+    <w:p>
+      <w:r>
+        <w:rPr>
+          <w:rFonts w:ascii="Arial" w:eastAsia="Arial" w:hAnsi="Arial"/>
+          <w:b/>
+          <w:sz w:val="22"/>
+          <w:shd w:val="clear" w:color="auto" w:fill="B7B7B7"/>
+        </w:rPr>
+        <w:t># Source</w:t>
+      </w:r>
+      <w:r>
+        <w:rPr>
+          <w:rFonts w:ascii="Arial" w:eastAsia="Arial" w:hAnsi="Arial"/>
+          <w:sz w:val="22"/>
+          <w:shd w:val="clear" w:color="auto" w:fill="B7B7B7"/>
+        </w:rPr>
+        <w:t xml:space="preserve">: </w:t>
+      </w:r>
+      <w:r>
+        <w:rPr>
+          <w:rFonts w:ascii="Arial" w:eastAsia="Arial" w:hAnsi="Arial"/>
+          <w:b/>
+          <w:sz w:val="22"/>
+          <w:shd w:val="clear" w:color="auto" w:fill="B7B7B7"/>
+        </w:rPr>
+        <w:t xml:space="preserve">Chatgpt </w:t>
+      </w:r>
+      <w:r>
+        <w:rPr>
+          <w:rFonts w:ascii="Arial" w:eastAsia="Arial" w:hAnsi="Arial"/>
+          <w:b/>
+          <w:sz w:val="22"/>
+          <w:szCs w:val="14"/>
+          <w:shd w:val="clear" w:color="auto" w:fill="B7B7B7"/>
+        </w:rPr>
+        <w:t>(GPT</w:t>
+      </w:r>
+      <w:r>
+        <w:rPr>
+          <w:rFonts w:ascii="Arial" w:eastAsia="Arial" w:hAnsi="Arial" w:cs="Cambria Math"/>
+          <w:b/>
+          <w:sz w:val="22"/>
+          <w:szCs w:val="14"/>
+          <w:shd w:val="clear" w:color="auto" w:fill="B7B7B7"/>
+        </w:rPr>
+        <w:t>‑</w:t>
+      </w:r>
+      <w:r>
+        <w:rPr>
+          <w:rFonts w:ascii="Arial" w:eastAsia="Arial" w:hAnsi="Arial"/>
+          <w:b/>
+          <w:sz w:val="22"/>
+          <w:szCs w:val="14"/>
+          <w:shd w:val="clear" w:color="auto" w:fill="B7B7B7"/>
+        </w:rPr>
+        <w:t>5 Mini) at [12/9/2025]</w:t>
+      </w:r>
+    </w:p>
+    <w:p>
+      <w:pPr>
+        <w:numPr>
+          <w:ilvl w:val="0"/>
+          <w:numId w:val="2"/>
+        </w:numPr>
+        <w:rPr>
+          <w:rFonts w:ascii="Roboto Mono" w:hAnsi="Roboto Mono"/>
+        </w:rPr>
+      </w:pPr>
+      <w:r>
+        <w:rPr>
+          <w:rFonts w:ascii="Roboto Mono" w:hAnsi="Roboto Mono"/>
+        </w:rPr>
+        <w:t>University network connecting classrooms, libraries, dorms, and administrative offices.</w:t>
+      </w:r>
+    </w:p>
+    <w:p>
+      <w:pPr>
+        <w:numPr>
+          <w:ilvl w:val="0"/>
+          <w:numId w:val="2"/>
+        </w:numPr>
+        <w:rPr>
+          <w:rFonts w:ascii="Roboto Mono" w:hAnsi="Roboto Mono"/>
+        </w:rPr>
+      </w:pPr>
+      <w:r>
+        <w:rPr>
+          <w:rFonts w:ascii="Roboto Mono" w:hAnsi="Roboto Mono"/>
+        </w:rPr>
+        <w:t>Corporate campus network linking offices, data centers, and conference rooms.</w:t>
+      </w:r>
+    </w:p>
+    <w:p>
+      <w:pPr>
+        <w:pStyle w:val="Heading2"/>
+      </w:pPr>
+      <w:r>
+        <w:t>CAN vs LAN</w:t>
+      </w:r>
+    </w:p>
+    <w:p>
+      <w:pPr>
+        <w:rPr>
+          <w:b/>
+          <w:sz w:val="14"/>
+          <w:szCs w:val="14"/>
+          <w:shd w:val="clear" w:color="auto" w:fill="B7B7B7"/>
+        </w:rPr>
+      </w:pPr>
+      <w:r>
+        <w:rPr>
+          <w:rFonts w:ascii="Arial" w:eastAsia="Arial" w:hAnsi="Arial"/>
+          <w:b/>
+          <w:sz w:val="22"/>
+          <w:shd w:val="clear" w:color="auto" w:fill="B7B7B7"/>
+        </w:rPr>
+        <w:t># Source</w:t>
+      </w:r>
+      <w:r>
+        <w:rPr>
+          <w:rFonts w:ascii="Arial" w:eastAsia="Arial" w:hAnsi="Arial"/>
+          <w:sz w:val="22"/>
+          <w:shd w:val="clear" w:color="auto" w:fill="B7B7B7"/>
+        </w:rPr>
+        <w:t xml:space="preserve">: </w:t>
+      </w:r>
+      <w:r>
+        <w:rPr>
+          <w:rFonts w:ascii="Arial" w:eastAsia="Arial" w:hAnsi="Arial"/>
+          <w:b/>
+          <w:sz w:val="22"/>
+          <w:shd w:val="clear" w:color="auto" w:fill="B7B7B7"/>
+        </w:rPr>
+        <w:t xml:space="preserve">Chatgpt </w:t>
+      </w:r>
+      <w:r>
+        <w:rPr>
+          <w:rFonts w:ascii="Arial" w:eastAsia="Arial" w:hAnsi="Arial"/>
+          <w:b/>
+          <w:sz w:val="22"/>
+          <w:szCs w:val="14"/>
+          <w:shd w:val="clear" w:color="auto" w:fill="B7B7B7"/>
+        </w:rPr>
+        <w:t>(GPT</w:t>
+      </w:r>
+      <w:r>
+        <w:rPr>
+          <w:rFonts w:ascii="Arial" w:eastAsia="Arial" w:hAnsi="Arial" w:cs="Cambria Math"/>
+          <w:b/>
+          <w:sz w:val="22"/>
+          <w:szCs w:val="14"/>
+          <w:shd w:val="clear" w:color="auto" w:fill="B7B7B7"/>
+        </w:rPr>
+        <w:t>‑</w:t>
+      </w:r>
+      <w:r>
+        <w:rPr>
+          <w:rFonts w:ascii="Arial" w:eastAsia="Arial" w:hAnsi="Arial"/>
           <w:b/>
           <w:sz w:val="22"/>
           <w:szCs w:val="14"/>
@@ -395,13 +657,13 @@
           <w:b/>
           <w:bCs/>
         </w:rPr>
-        <w:t>Coverage:</w:t>
-      </w:r>
-      <w:r>
-        <w:rPr>
-          <w:rFonts w:ascii="Roboto Mono" w:hAnsi="Roboto Mono"/>
-        </w:rPr>
-        <w:t xml:space="preserve"> Typically spans a campus or a group of nearby buildings.</w:t>
+        <w:t>LAN:</w:t>
+      </w:r>
+      <w:r>
+        <w:rPr>
+          <w:rFonts w:ascii="Roboto Mono" w:hAnsi="Roboto Mono"/>
+        </w:rPr>
+        <w:t xml:space="preserve"> Small network for one building or location.</w:t>
       </w:r>
     </w:p>
     <w:p>
@@ -420,13 +682,13 @@
           <w:b/>
           <w:bCs/>
         </w:rPr>
-        <w:t>Purpose:</w:t>
-      </w:r>
-      <w:r>
-        <w:rPr>
-          <w:rFonts w:ascii="Roboto Mono" w:hAnsi="Roboto Mono"/>
-        </w:rPr>
-        <w:t xml:space="preserve"> Connects multiple LANs for sharing resources and communication.</w:t>
+        <w:t>CAN:</w:t>
+      </w:r>
+      <w:r>
+        <w:rPr>
+          <w:rFonts w:ascii="Roboto Mono" w:hAnsi="Roboto Mono"/>
+        </w:rPr>
+        <w:t xml:space="preserve"> Larger network connecting multiple LANs within a campus.</w:t>
       </w:r>
     </w:p>
     <w:p>
@@ -445,324 +707,6 @@
           <w:b/>
           <w:bCs/>
         </w:rPr>
-        <w:t>Ownership:</w:t>
-      </w:r>
-      <w:r>
-        <w:rPr>
-          <w:rFonts w:ascii="Roboto Mono" w:hAnsi="Roboto Mono"/>
-        </w:rPr>
-        <w:t xml:space="preserve"> Usually owned and managed by a single organization (like a university or company).</w:t>
-      </w:r>
-    </w:p>
-    <w:p>
-      <w:pPr>
-        <w:numPr>
-          <w:ilvl w:val="0"/>
-          <w:numId w:val="3"/>
-        </w:numPr>
-        <w:rPr>
-          <w:rFonts w:ascii="Roboto Mono" w:hAnsi="Roboto Mono"/>
-        </w:rPr>
-      </w:pPr>
-      <w:r>
-        <w:rPr>
-          <w:rFonts w:ascii="Roboto Mono" w:hAnsi="Roboto Mono"/>
-          <w:b/>
-          <w:bCs/>
-        </w:rPr>
-        <w:t>High Speed:</w:t>
-      </w:r>
-      <w:r>
-        <w:rPr>
-          <w:rFonts w:ascii="Roboto Mono" w:hAnsi="Roboto Mono"/>
-        </w:rPr>
-        <w:t xml:space="preserve"> Provides fast data transfer between LANs within the campus.</w:t>
-      </w:r>
-    </w:p>
-    <w:p>
-      <w:pPr>
-        <w:rPr>
-          <w:rFonts w:ascii="Roboto Mono" w:hAnsi="Roboto Mono"/>
-        </w:rPr>
-      </w:pPr>
-      <w:r>
-        <w:rPr>
-          <w:rFonts w:ascii="Roboto Mono" w:hAnsi="Roboto Mono"/>
-        </w:rPr>
-        <w:pict w14:anchorId="18801948">
-          <v:rect id="_x0000_i1027" style="width:0;height:1.5pt" o:hralign="center" o:hrstd="t" o:hr="t" fillcolor="#a0a0a0" stroked="f"/>
-        </w:pict>
-      </w:r>
-    </w:p>
-    <w:p>
-      <w:pPr>
-        <w:pStyle w:val="Heading2"/>
-      </w:pPr>
-      <w:r>
-        <w:rPr>
-          <w:rFonts w:ascii="Segoe UI Emoji" w:hAnsi="Segoe UI Emoji" w:cs="Segoe UI Emoji"/>
-        </w:rPr>
-        <w:lastRenderedPageBreak/>
-        <w:t>📶</w:t>
-      </w:r>
-      <w:r>
-        <w:t xml:space="preserve"> Examples of CAN:</w:t>
-      </w:r>
-    </w:p>
-    <w:p>
-      <w:r>
-        <w:rPr>
-          <w:rFonts w:ascii="Arial" w:hAnsi="Arial" w:eastAsia="Arial"/>
-          <w:b/>
-          <w:sz w:val="22"/>
-          <w:shd w:val="clear" w:color="auto" w:fill="B7B7B7"/>
-        </w:rPr>
-        <w:t># Source</w:t>
-      </w:r>
-      <w:r>
-        <w:rPr>
-          <w:rFonts w:ascii="Arial" w:hAnsi="Arial" w:eastAsia="Arial"/>
-          <w:sz w:val="22"/>
-          <w:shd w:val="clear" w:color="auto" w:fill="B7B7B7"/>
-        </w:rPr>
-        <w:t xml:space="preserve">: </w:t>
-      </w:r>
-      <w:proofErr w:type="spellStart"/>
-      <w:r>
-        <w:rPr>
-          <w:rFonts w:ascii="Arial" w:hAnsi="Arial" w:eastAsia="Arial"/>
-          <w:b/>
-          <w:sz w:val="22"/>
-          <w:shd w:val="clear" w:color="auto" w:fill="B7B7B7"/>
-        </w:rPr>
-        <w:t>Chatgpt</w:t>
-      </w:r>
-      <w:proofErr w:type="spellEnd"/>
-      <w:r>
-        <w:rPr>
-          <w:rFonts w:ascii="Arial" w:hAnsi="Arial" w:eastAsia="Arial"/>
-          <w:b/>
-          <w:sz w:val="22"/>
-          <w:shd w:val="clear" w:color="auto" w:fill="B7B7B7"/>
-        </w:rPr>
-        <w:t xml:space="preserve"> </w:t>
-      </w:r>
-      <w:r>
-        <w:rPr>
-          <w:rFonts w:ascii="Arial" w:hAnsi="Arial" w:eastAsia="Arial"/>
-          <w:b/>
-          <w:sz w:val="22"/>
-          <w:szCs w:val="14"/>
-          <w:shd w:val="clear" w:color="auto" w:fill="B7B7B7"/>
-        </w:rPr>
-        <w:t>(GPT</w:t>
-      </w:r>
-      <w:r>
-        <w:rPr>
-          <w:rFonts w:ascii="Arial" w:hAnsi="Arial" w:cs="Cambria Math" w:eastAsia="Arial"/>
-          <w:b/>
-          <w:sz w:val="22"/>
-          <w:szCs w:val="14"/>
-          <w:shd w:val="clear" w:color="auto" w:fill="B7B7B7"/>
-        </w:rPr>
-        <w:t>‑</w:t>
-      </w:r>
-      <w:r>
-        <w:rPr>
-          <w:rFonts w:ascii="Arial" w:hAnsi="Arial" w:eastAsia="Arial"/>
-          <w:b/>
-          <w:sz w:val="22"/>
-          <w:szCs w:val="14"/>
-          <w:shd w:val="clear" w:color="auto" w:fill="B7B7B7"/>
-        </w:rPr>
-        <w:t>5 Mini) at [12/9/2025]</w:t>
-      </w:r>
-    </w:p>
-    <w:p>
-      <w:pPr>
-        <w:numPr>
-          <w:ilvl w:val="0"/>
-          <w:numId w:val="4"/>
-        </w:numPr>
-        <w:rPr>
-          <w:rFonts w:ascii="Roboto Mono" w:hAnsi="Roboto Mono"/>
-        </w:rPr>
-      </w:pPr>
-      <w:r>
-        <w:rPr>
-          <w:rFonts w:ascii="Roboto Mono" w:hAnsi="Roboto Mono"/>
-        </w:rPr>
-        <w:t>University network connecting classrooms, libraries, dorms, and administrative offices.</w:t>
-      </w:r>
-    </w:p>
-    <w:p>
-      <w:pPr>
-        <w:numPr>
-          <w:ilvl w:val="0"/>
-          <w:numId w:val="4"/>
-        </w:numPr>
-        <w:rPr>
-          <w:rFonts w:ascii="Roboto Mono" w:hAnsi="Roboto Mono"/>
-        </w:rPr>
-      </w:pPr>
-      <w:r>
-        <w:rPr>
-          <w:rFonts w:ascii="Roboto Mono" w:hAnsi="Roboto Mono"/>
-        </w:rPr>
-        <w:t>Corporate campus network linking offices, data centers, and conference rooms.</w:t>
-      </w:r>
-    </w:p>
-    <w:p>
-      <w:pPr>
-        <w:pStyle w:val="Heading2"/>
-      </w:pPr>
-      <w:r>
-        <w:t>CAN vs LAN</w:t>
-      </w:r>
-    </w:p>
-    <w:p>
-      <w:pPr>
-        <w:rPr>
-          <w:b/>
-          <w:sz w:val="14"/>
-          <w:szCs w:val="14"/>
-          <w:shd w:val="clear" w:color="auto" w:fill="B7B7B7"/>
-        </w:rPr>
-      </w:pPr>
-      <w:r>
-        <w:rPr>
-          <w:rFonts w:ascii="Arial" w:hAnsi="Arial" w:eastAsia="Arial"/>
-          <w:b/>
-          <w:sz w:val="22"/>
-          <w:shd w:val="clear" w:color="auto" w:fill="B7B7B7"/>
-        </w:rPr>
-        <w:t># Source</w:t>
-      </w:r>
-      <w:r>
-        <w:rPr>
-          <w:rFonts w:ascii="Arial" w:hAnsi="Arial" w:eastAsia="Arial"/>
-          <w:sz w:val="22"/>
-          <w:shd w:val="clear" w:color="auto" w:fill="B7B7B7"/>
-        </w:rPr>
-        <w:t xml:space="preserve">: </w:t>
-      </w:r>
-      <w:proofErr w:type="spellStart"/>
-      <w:r>
-        <w:rPr>
-          <w:rFonts w:ascii="Arial" w:hAnsi="Arial" w:eastAsia="Arial"/>
-          <w:b/>
-          <w:sz w:val="22"/>
-          <w:shd w:val="clear" w:color="auto" w:fill="B7B7B7"/>
-        </w:rPr>
-        <w:t>Chatgpt</w:t>
-      </w:r>
-      <w:proofErr w:type="spellEnd"/>
-      <w:r>
-        <w:rPr>
-          <w:rFonts w:ascii="Arial" w:hAnsi="Arial" w:eastAsia="Arial"/>
-          <w:b/>
-          <w:sz w:val="22"/>
-          <w:shd w:val="clear" w:color="auto" w:fill="B7B7B7"/>
-        </w:rPr>
-        <w:t xml:space="preserve"> </w:t>
-      </w:r>
-      <w:r>
-        <w:rPr>
-          <w:rFonts w:ascii="Arial" w:hAnsi="Arial" w:eastAsia="Arial"/>
-          <w:b/>
-          <w:sz w:val="22"/>
-          <w:szCs w:val="14"/>
-          <w:shd w:val="clear" w:color="auto" w:fill="B7B7B7"/>
-        </w:rPr>
-        <w:t>(GPT</w:t>
-      </w:r>
-      <w:r>
-        <w:rPr>
-          <w:rFonts w:ascii="Arial" w:hAnsi="Arial" w:cs="Cambria Math" w:eastAsia="Arial"/>
-          <w:b/>
-          <w:sz w:val="22"/>
-          <w:szCs w:val="14"/>
-          <w:shd w:val="clear" w:color="auto" w:fill="B7B7B7"/>
-        </w:rPr>
-        <w:t>‑</w:t>
-      </w:r>
-      <w:r>
-        <w:rPr>
-          <w:rFonts w:ascii="Arial" w:hAnsi="Arial" w:eastAsia="Arial"/>
-          <w:b/>
-          <w:sz w:val="22"/>
-          <w:szCs w:val="14"/>
-          <w:shd w:val="clear" w:color="auto" w:fill="B7B7B7"/>
-        </w:rPr>
-        <w:t>5 Mini) at [12/9/2025]</w:t>
-      </w:r>
-    </w:p>
-    <w:p>
-      <w:pPr>
-        <w:numPr>
-          <w:ilvl w:val="0"/>
-          <w:numId w:val="5"/>
-        </w:numPr>
-        <w:rPr>
-          <w:rFonts w:ascii="Roboto Mono" w:hAnsi="Roboto Mono"/>
-        </w:rPr>
-      </w:pPr>
-      <w:r>
-        <w:rPr>
-          <w:rFonts w:ascii="Roboto Mono" w:hAnsi="Roboto Mono"/>
-          <w:b/>
-          <w:bCs/>
-        </w:rPr>
-        <w:t>LAN:</w:t>
-      </w:r>
-      <w:r>
-        <w:rPr>
-          <w:rFonts w:ascii="Roboto Mono" w:hAnsi="Roboto Mono"/>
-        </w:rPr>
-        <w:t xml:space="preserve"> Small network for one building or location.</w:t>
-      </w:r>
-    </w:p>
-    <w:p>
-      <w:pPr>
-        <w:numPr>
-          <w:ilvl w:val="0"/>
-          <w:numId w:val="5"/>
-        </w:numPr>
-        <w:rPr>
-          <w:rFonts w:ascii="Roboto Mono" w:hAnsi="Roboto Mono"/>
-        </w:rPr>
-      </w:pPr>
-      <w:r>
-        <w:rPr>
-          <w:rFonts w:ascii="Roboto Mono" w:hAnsi="Roboto Mono"/>
-          <w:b/>
-          <w:bCs/>
-        </w:rPr>
-        <w:t>CAN:</w:t>
-      </w:r>
-      <w:r>
-        <w:rPr>
-          <w:rFonts w:ascii="Roboto Mono" w:hAnsi="Roboto Mono"/>
-        </w:rPr>
-        <w:t xml:space="preserve"> Larger network connecting multiple LANs within a campus.</w:t>
-      </w:r>
-    </w:p>
-    <w:p>
-      <w:pPr>
-        <w:numPr>
-          <w:ilvl w:val="0"/>
-          <w:numId w:val="5"/>
-        </w:numPr>
-        <w:rPr>
-          <w:rFonts w:ascii="Roboto Mono" w:hAnsi="Roboto Mono"/>
-        </w:rPr>
-      </w:pPr>
-      <w:r>
-        <w:rPr>
-          <w:rFonts w:ascii="Roboto Mono" w:hAnsi="Roboto Mono"/>
-          <w:b/>
-          <w:bCs/>
-        </w:rPr>
         <w:t>Key Difference:</w:t>
       </w:r>
       <w:r>
@@ -793,7 +737,7 @@
           <w:noProof/>
         </w:rPr>
         <w:drawing>
-          <wp:inline distT="0" distB="0" distL="0" distR="0" wp14:anchorId="67307883" wp14:editId="374B5709">
+          <wp:inline distT="0" distB="0" distL="0" distR="0" wp14:anchorId="3DC2A97B" wp14:editId="6FEC9BC3">
             <wp:extent cx="5943600" cy="2851150"/>
             <wp:effectExtent l="0" t="0" r="0" b="6350"/>
             <wp:docPr id="1911584215" name="Picture 1"/>
@@ -966,14 +910,7 @@
               <w:rPr>
                 <w:rFonts w:ascii="Roboto Mono" w:hAnsi="Roboto Mono"/>
               </w:rPr>
-              <w:t xml:space="preserve">A network that connects computers and devices in </w:t>
-            </w:r>
-            <w:r>
-              <w:rPr>
-                <w:rFonts w:ascii="Roboto Mono" w:hAnsi="Roboto Mono"/>
-              </w:rPr>
-              <w:lastRenderedPageBreak/>
-              <w:t>a small, localized area like a home, office, or building.</w:t>
+              <w:t>A network that connects computers and devices in a small, localized area like a home, office, or building.</w:t>
             </w:r>
           </w:p>
         </w:tc>
@@ -993,15 +930,7 @@
               <w:rPr>
                 <w:rFonts w:ascii="Roboto Mono" w:hAnsi="Roboto Mono"/>
               </w:rPr>
-              <w:lastRenderedPageBreak/>
-              <w:t xml:space="preserve">A network that connects multiple LANs within a </w:t>
-            </w:r>
-            <w:r>
-              <w:rPr>
-                <w:rFonts w:ascii="Roboto Mono" w:hAnsi="Roboto Mono"/>
-              </w:rPr>
-              <w:lastRenderedPageBreak/>
-              <w:t>campus or limited geographic area like a university or corporate campus.</w:t>
+              <w:t>A network that connects multiple LANs within a campus or limited geographic area like a university or corporate campus.</w:t>
             </w:r>
           </w:p>
         </w:tc>
@@ -1028,7 +957,6 @@
                 <w:b/>
                 <w:bCs/>
               </w:rPr>
-              <w:lastRenderedPageBreak/>
               <w:t>Coverage Area</w:t>
             </w:r>
           </w:p>
@@ -1429,7 +1357,7 @@
         <w:rPr>
           <w:rFonts w:ascii="Roboto Mono" w:hAnsi="Roboto Mono"/>
         </w:rPr>
-        <w:pict w14:anchorId="05568B25">
+        <w:pict w14:anchorId="464D2144">
           <v:rect id="_x0000_i1028" style="width:0;height:1.5pt" o:hralign="center" o:hrstd="t" o:hr="t" fillcolor="#a0a0a0" stroked="f"/>
         </w:pict>
       </w:r>
@@ -1439,7 +1367,6 @@
         <w:pStyle w:val="Heading2"/>
       </w:pPr>
       <w:r>
-        <w:lastRenderedPageBreak/>
         <w:t>Summary:</w:t>
       </w:r>
     </w:p>
@@ -1451,7 +1378,7 @@
       </w:pPr>
       <w:r>
         <w:rPr>
-          <w:rFonts w:ascii="Arial" w:hAnsi="Arial" w:eastAsia="Arial"/>
+          <w:rFonts w:ascii="Arial" w:eastAsia="Arial" w:hAnsi="Arial"/>
           <w:b/>
           <w:sz w:val="22"/>
           <w:shd w:val="clear" w:color="auto" w:fill="B7B7B7"/>
@@ -1460,35 +1387,24 @@
       </w:r>
       <w:r>
         <w:rPr>
-          <w:rFonts w:ascii="Arial" w:hAnsi="Arial" w:eastAsia="Arial"/>
+          <w:rFonts w:ascii="Arial" w:eastAsia="Arial" w:hAnsi="Arial"/>
           <w:sz w:val="22"/>
           <w:shd w:val="clear" w:color="auto" w:fill="B7B7B7"/>
         </w:rPr>
         <w:t xml:space="preserve">: </w:t>
       </w:r>
-      <w:proofErr w:type="spellStart"/>
-      <w:r>
-        <w:rPr>
-          <w:rFonts w:ascii="Arial" w:hAnsi="Arial" w:eastAsia="Arial"/>
-          <w:b/>
-          <w:sz w:val="22"/>
-          <w:shd w:val="clear" w:color="auto" w:fill="B7B7B7"/>
-        </w:rPr>
-        <w:t>Chatgpt</w:t>
-      </w:r>
-      <w:proofErr w:type="spellEnd"/>
-      <w:r>
-        <w:rPr>
-          <w:rFonts w:ascii="Arial" w:hAnsi="Arial" w:eastAsia="Arial"/>
-          <w:b/>
-          <w:sz w:val="22"/>
-          <w:shd w:val="clear" w:color="auto" w:fill="B7B7B7"/>
-        </w:rPr>
-        <w:t xml:space="preserve"> </w:t>
-      </w:r>
-      <w:r>
-        <w:rPr>
-          <w:rFonts w:ascii="Arial" w:hAnsi="Arial" w:eastAsia="Arial"/>
+      <w:r>
+        <w:rPr>
+          <w:rFonts w:ascii="Arial" w:eastAsia="Arial" w:hAnsi="Arial"/>
+          <w:b/>
+          <w:sz w:val="22"/>
+          <w:shd w:val="clear" w:color="auto" w:fill="B7B7B7"/>
+        </w:rPr>
+        <w:t xml:space="preserve">Chatgpt </w:t>
+      </w:r>
+      <w:r>
+        <w:rPr>
+          <w:rFonts w:ascii="Arial" w:eastAsia="Arial" w:hAnsi="Arial"/>
           <w:b/>
           <w:sz w:val="22"/>
           <w:szCs w:val="14"/>
@@ -1498,7 +1414,7 @@
       </w:r>
       <w:r>
         <w:rPr>
-          <w:rFonts w:ascii="Arial" w:hAnsi="Arial" w:cs="Cambria Math" w:eastAsia="Arial"/>
+          <w:rFonts w:ascii="Arial" w:eastAsia="Arial" w:hAnsi="Arial" w:cs="Cambria Math"/>
           <w:b/>
           <w:sz w:val="22"/>
           <w:szCs w:val="14"/>
@@ -1508,7 +1424,7 @@
       </w:r>
       <w:r>
         <w:rPr>
-          <w:rFonts w:ascii="Arial" w:hAnsi="Arial" w:eastAsia="Arial"/>
+          <w:rFonts w:ascii="Arial" w:eastAsia="Arial" w:hAnsi="Arial"/>
           <w:b/>
           <w:sz w:val="22"/>
           <w:szCs w:val="14"/>
@@ -1518,7 +1434,7 @@
       </w:r>
       <w:r>
         <w:rPr>
-          <w:rFonts w:ascii="Arial" w:hAnsi="Arial" w:eastAsia="Arial"/>
+          <w:rFonts w:ascii="Arial" w:eastAsia="Arial" w:hAnsi="Arial"/>
           <w:sz w:val="22"/>
         </w:rPr>
         <w:br/>
@@ -1526,7 +1442,7 @@
       </w:r>
       <w:r>
         <w:rPr>
-          <w:rFonts w:ascii="Arial" w:hAnsi="Arial" w:eastAsia="Arial"/>
+          <w:rFonts w:ascii="Arial" w:eastAsia="Arial" w:hAnsi="Arial"/>
           <w:b/>
           <w:bCs/>
           <w:sz w:val="22"/>
@@ -1535,7 +1451,7 @@
       </w:r>
       <w:r>
         <w:rPr>
-          <w:rFonts w:ascii="Arial" w:hAnsi="Arial" w:eastAsia="Arial"/>
+          <w:rFonts w:ascii="Arial" w:eastAsia="Arial" w:hAnsi="Arial"/>
           <w:sz w:val="22"/>
         </w:rPr>
         <w:t xml:space="preserve"> links multiple LANs within a campus or organization to allow resource sharing, communication, and efficient network management. It’s larger than a LAN but confined to a single campus or location.</w:t>
@@ -1551,7 +1467,7 @@
         <w:rPr>
           <w:rFonts w:ascii="Roboto Mono" w:hAnsi="Roboto Mono"/>
         </w:rPr>
-        <w:pict w14:anchorId="6424AF74">
+        <w:pict w14:anchorId="18021794">
           <v:rect id="_x0000_i1029" style="width:0;height:1.5pt" o:hralign="center" o:hrstd="t" o:hr="t" fillcolor="#a0a0a0" stroked="f"/>
         </w:pict>
       </w:r>
@@ -1563,6 +1479,7 @@
         </w:rPr>
       </w:pPr>
     </w:p>
+    <w:p/>
     <w:sectPr>
       <w:pgSz w:w="12240" w:h="15840"/>
       <w:pgMar w:top="1440" w:right="1440" w:bottom="1440" w:left="1440" w:header="720" w:footer="720" w:gutter="0"/>
@@ -1576,9 +1493,9 @@
 <file path=word/numbering.xml><?xml version="1.0" encoding="utf-8"?>
 <w:numbering xmlns:wpc="http://schemas.microsoft.com/office/word/2010/wordprocessingCanvas" xmlns:cx="http://schemas.microsoft.com/office/drawing/2014/chartex" xmlns:cx1="http://schemas.microsoft.com/office/drawing/2015/9/8/chartex" xmlns:cx2="http://schemas.microsoft.com/office/drawing/2015/10/21/chartex" xmlns:cx3="http://schemas.microsoft.com/office/drawing/2016/5/9/chartex" xmlns:cx4="http://schemas.microsoft.com/office/drawing/2016/5/10/chartex" xmlns:cx5="http://schemas.microsoft.com/office/drawing/2016/5/11/chartex" xmlns:cx6="http://schemas.microsoft.com/office/drawing/2016/5/12/chartex" xmlns:cx7="http://schemas.microsoft.com/office/drawing/2016/5/13/chartex" xmlns:cx8="http://schemas.microsoft.com/office/drawing/2016/5/14/chartex" xmlns:mc="http://schemas.openxmlformats.org/markup-compatibility/2006" xmlns:aink="http://schemas.microsoft.com/office/drawing/2016/ink" xmlns:am3d="http://schemas.microsoft.com/office/drawing/2017/model3d" xmlns:o="urn:schemas-microsoft-com:office:office" xmlns:oel="http://schemas.microsoft.com/office/2019/extlst" xmlns:r="http://schemas.openxmlformats.org/officeDocument/2006/relationships" xmlns:m="http://schemas.openxmlformats.org/officeDocument/2006/math" xmlns:v="urn:schemas-microsoft-com:vml" xmlns:wp14="http://schemas.microsoft.com/office/word/2010/wordprocessingDrawing" xmlns:wp="http://schemas.openxmlformats.org/drawingml/2006/wordprocessingDrawing" xmlns:w10="urn:schemas-microsoft-com:office:word" xmlns:w="http://schemas.openxmlformats.org/wordprocessingml/2006/main" xmlns:w14="http://schemas.microsoft.com/office/word/2010/wordml" xmlns:w15="http://schemas.microsoft.com/office/word/2012/wordml" xmlns:w16cex="http://schemas.microsoft.com/office/word/2018/wordml/cex" xmlns:w16cid="http://schemas.microsoft.com/office/word/2016/wordml/cid" xmlns:w16="http://schemas.microsoft.com/office/word/2018/wordml" xmlns:w16du="http://schemas.microsoft.com/office/word/2023/wordml/word16du" xmlns:w16sdtdh="http://schemas.microsoft.com/office/word/2020/wordml/sdtdatahash" xmlns:w16sdtfl="http://schemas.microsoft.com/office/word/2024/wordml/sdtformatlock" xmlns:w16se="http://schemas.microsoft.com/office/word/2015/wordml/symex" xmlns:wpg="http://schemas.microsoft.com/office/word/2010/wordprocessingGroup" xmlns:wpi="http://schemas.microsoft.com/office/word/2010/wordprocessingInk" xmlns:wne="http://schemas.microsoft.com/office/word/2006/wordml" xmlns:wps="http://schemas.microsoft.com/office/word/2010/wordprocessingShape" mc:Ignorable="w14 w15 w16se w16cid w16 w16cex w16sdtdh w16sdtfl w16du wp14">
   <w:abstractNum w:abstractNumId="0" w15:restartNumberingAfterBreak="0">
-    <w:nsid w:val="01723151"/>
+    <w:nsid w:val="365F26BF"/>
     <w:multiLevelType w:val="multilevel"/>
-    <w:tmpl w:val="41502E22"/>
+    <w:tmpl w:val="3092CBA0"/>
     <w:lvl w:ilvl="0">
       <w:start w:val="1"/>
       <w:numFmt w:val="bullet"/>
@@ -1725,9 +1642,9 @@
     </w:lvl>
   </w:abstractNum>
   <w:abstractNum w:abstractNumId="1" w15:restartNumberingAfterBreak="0">
-    <w:nsid w:val="365F26BF"/>
+    <w:nsid w:val="41B615D9"/>
     <w:multiLevelType w:val="multilevel"/>
-    <w:tmpl w:val="3092CBA0"/>
+    <w:tmpl w:val="933626C6"/>
     <w:lvl w:ilvl="0">
       <w:start w:val="1"/>
       <w:numFmt w:val="bullet"/>
@@ -1874,9 +1791,9 @@
     </w:lvl>
   </w:abstractNum>
   <w:abstractNum w:abstractNumId="2" w15:restartNumberingAfterBreak="0">
-    <w:nsid w:val="41B615D9"/>
+    <w:nsid w:val="65511547"/>
     <w:multiLevelType w:val="multilevel"/>
-    <w:tmpl w:val="933626C6"/>
+    <w:tmpl w:val="0CF0B2F8"/>
     <w:lvl w:ilvl="0">
       <w:start w:val="1"/>
       <w:numFmt w:val="bullet"/>
@@ -2022,318 +1939,14 @@
       </w:rPr>
     </w:lvl>
   </w:abstractNum>
-  <w:abstractNum w:abstractNumId="3" w15:restartNumberingAfterBreak="0">
-    <w:nsid w:val="43850893"/>
-    <w:multiLevelType w:val="multilevel"/>
-    <w:tmpl w:val="443AB836"/>
-    <w:lvl w:ilvl="0">
-      <w:start w:val="1"/>
-      <w:numFmt w:val="bullet"/>
-      <w:lvlText w:val=""/>
-      <w:lvlJc w:val="left"/>
-      <w:pPr>
-        <w:tabs>
-          <w:tab w:val="num" w:pos="720"/>
-        </w:tabs>
-        <w:ind w:left="720" w:hanging="360"/>
-      </w:pPr>
-      <w:rPr>
-        <w:rFonts w:ascii="Symbol" w:hAnsi="Symbol" w:hint="default"/>
-        <w:sz w:val="20"/>
-      </w:rPr>
-    </w:lvl>
-    <w:lvl w:ilvl="1" w:tentative="1">
-      <w:start w:val="1"/>
-      <w:numFmt w:val="bullet"/>
-      <w:lvlText w:val="o"/>
-      <w:lvlJc w:val="left"/>
-      <w:pPr>
-        <w:tabs>
-          <w:tab w:val="num" w:pos="1440"/>
-        </w:tabs>
-        <w:ind w:left="1440" w:hanging="360"/>
-      </w:pPr>
-      <w:rPr>
-        <w:rFonts w:ascii="Courier New" w:hAnsi="Courier New" w:hint="default"/>
-        <w:sz w:val="20"/>
-      </w:rPr>
-    </w:lvl>
-    <w:lvl w:ilvl="2" w:tentative="1">
-      <w:start w:val="1"/>
-      <w:numFmt w:val="bullet"/>
-      <w:lvlText w:val=""/>
-      <w:lvlJc w:val="left"/>
-      <w:pPr>
-        <w:tabs>
-          <w:tab w:val="num" w:pos="2160"/>
-        </w:tabs>
-        <w:ind w:left="2160" w:hanging="360"/>
-      </w:pPr>
-      <w:rPr>
-        <w:rFonts w:ascii="Wingdings" w:hAnsi="Wingdings" w:hint="default"/>
-        <w:sz w:val="20"/>
-      </w:rPr>
-    </w:lvl>
-    <w:lvl w:ilvl="3" w:tentative="1">
-      <w:start w:val="1"/>
-      <w:numFmt w:val="bullet"/>
-      <w:lvlText w:val=""/>
-      <w:lvlJc w:val="left"/>
-      <w:pPr>
-        <w:tabs>
-          <w:tab w:val="num" w:pos="2880"/>
-        </w:tabs>
-        <w:ind w:left="2880" w:hanging="360"/>
-      </w:pPr>
-      <w:rPr>
-        <w:rFonts w:ascii="Wingdings" w:hAnsi="Wingdings" w:hint="default"/>
-        <w:sz w:val="20"/>
-      </w:rPr>
-    </w:lvl>
-    <w:lvl w:ilvl="4" w:tentative="1">
-      <w:start w:val="1"/>
-      <w:numFmt w:val="bullet"/>
-      <w:lvlText w:val=""/>
-      <w:lvlJc w:val="left"/>
-      <w:pPr>
-        <w:tabs>
-          <w:tab w:val="num" w:pos="3600"/>
-        </w:tabs>
-        <w:ind w:left="3600" w:hanging="360"/>
-      </w:pPr>
-      <w:rPr>
-        <w:rFonts w:ascii="Wingdings" w:hAnsi="Wingdings" w:hint="default"/>
-        <w:sz w:val="20"/>
-      </w:rPr>
-    </w:lvl>
-    <w:lvl w:ilvl="5" w:tentative="1">
-      <w:start w:val="1"/>
-      <w:numFmt w:val="bullet"/>
-      <w:lvlText w:val=""/>
-      <w:lvlJc w:val="left"/>
-      <w:pPr>
-        <w:tabs>
-          <w:tab w:val="num" w:pos="4320"/>
-        </w:tabs>
-        <w:ind w:left="4320" w:hanging="360"/>
-      </w:pPr>
-      <w:rPr>
-        <w:rFonts w:ascii="Wingdings" w:hAnsi="Wingdings" w:hint="default"/>
-        <w:sz w:val="20"/>
-      </w:rPr>
-    </w:lvl>
-    <w:lvl w:ilvl="6" w:tentative="1">
-      <w:start w:val="1"/>
-      <w:numFmt w:val="bullet"/>
-      <w:lvlText w:val=""/>
-      <w:lvlJc w:val="left"/>
-      <w:pPr>
-        <w:tabs>
-          <w:tab w:val="num" w:pos="5040"/>
-        </w:tabs>
-        <w:ind w:left="5040" w:hanging="360"/>
-      </w:pPr>
-      <w:rPr>
-        <w:rFonts w:ascii="Wingdings" w:hAnsi="Wingdings" w:hint="default"/>
-        <w:sz w:val="20"/>
-      </w:rPr>
-    </w:lvl>
-    <w:lvl w:ilvl="7" w:tentative="1">
-      <w:start w:val="1"/>
-      <w:numFmt w:val="bullet"/>
-      <w:lvlText w:val=""/>
-      <w:lvlJc w:val="left"/>
-      <w:pPr>
-        <w:tabs>
-          <w:tab w:val="num" w:pos="5760"/>
-        </w:tabs>
-        <w:ind w:left="5760" w:hanging="360"/>
-      </w:pPr>
-      <w:rPr>
-        <w:rFonts w:ascii="Wingdings" w:hAnsi="Wingdings" w:hint="default"/>
-        <w:sz w:val="20"/>
-      </w:rPr>
-    </w:lvl>
-    <w:lvl w:ilvl="8" w:tentative="1">
-      <w:start w:val="1"/>
-      <w:numFmt w:val="bullet"/>
-      <w:lvlText w:val=""/>
-      <w:lvlJc w:val="left"/>
-      <w:pPr>
-        <w:tabs>
-          <w:tab w:val="num" w:pos="6480"/>
-        </w:tabs>
-        <w:ind w:left="6480" w:hanging="360"/>
-      </w:pPr>
-      <w:rPr>
-        <w:rFonts w:ascii="Wingdings" w:hAnsi="Wingdings" w:hint="default"/>
-        <w:sz w:val="20"/>
-      </w:rPr>
-    </w:lvl>
-  </w:abstractNum>
-  <w:abstractNum w:abstractNumId="4" w15:restartNumberingAfterBreak="0">
-    <w:nsid w:val="65511547"/>
-    <w:multiLevelType w:val="multilevel"/>
-    <w:tmpl w:val="0CF0B2F8"/>
-    <w:lvl w:ilvl="0">
-      <w:start w:val="1"/>
-      <w:numFmt w:val="bullet"/>
-      <w:lvlText w:val=""/>
-      <w:lvlJc w:val="left"/>
-      <w:pPr>
-        <w:tabs>
-          <w:tab w:val="num" w:pos="720"/>
-        </w:tabs>
-        <w:ind w:left="720" w:hanging="360"/>
-      </w:pPr>
-      <w:rPr>
-        <w:rFonts w:ascii="Symbol" w:hAnsi="Symbol" w:hint="default"/>
-        <w:sz w:val="20"/>
-      </w:rPr>
-    </w:lvl>
-    <w:lvl w:ilvl="1" w:tentative="1">
-      <w:start w:val="1"/>
-      <w:numFmt w:val="bullet"/>
-      <w:lvlText w:val="o"/>
-      <w:lvlJc w:val="left"/>
-      <w:pPr>
-        <w:tabs>
-          <w:tab w:val="num" w:pos="1440"/>
-        </w:tabs>
-        <w:ind w:left="1440" w:hanging="360"/>
-      </w:pPr>
-      <w:rPr>
-        <w:rFonts w:ascii="Courier New" w:hAnsi="Courier New" w:hint="default"/>
-        <w:sz w:val="20"/>
-      </w:rPr>
-    </w:lvl>
-    <w:lvl w:ilvl="2" w:tentative="1">
-      <w:start w:val="1"/>
-      <w:numFmt w:val="bullet"/>
-      <w:lvlText w:val=""/>
-      <w:lvlJc w:val="left"/>
-      <w:pPr>
-        <w:tabs>
-          <w:tab w:val="num" w:pos="2160"/>
-        </w:tabs>
-        <w:ind w:left="2160" w:hanging="360"/>
-      </w:pPr>
-      <w:rPr>
-        <w:rFonts w:ascii="Wingdings" w:hAnsi="Wingdings" w:hint="default"/>
-        <w:sz w:val="20"/>
-      </w:rPr>
-    </w:lvl>
-    <w:lvl w:ilvl="3" w:tentative="1">
-      <w:start w:val="1"/>
-      <w:numFmt w:val="bullet"/>
-      <w:lvlText w:val=""/>
-      <w:lvlJc w:val="left"/>
-      <w:pPr>
-        <w:tabs>
-          <w:tab w:val="num" w:pos="2880"/>
-        </w:tabs>
-        <w:ind w:left="2880" w:hanging="360"/>
-      </w:pPr>
-      <w:rPr>
-        <w:rFonts w:ascii="Wingdings" w:hAnsi="Wingdings" w:hint="default"/>
-        <w:sz w:val="20"/>
-      </w:rPr>
-    </w:lvl>
-    <w:lvl w:ilvl="4" w:tentative="1">
-      <w:start w:val="1"/>
-      <w:numFmt w:val="bullet"/>
-      <w:lvlText w:val=""/>
-      <w:lvlJc w:val="left"/>
-      <w:pPr>
-        <w:tabs>
-          <w:tab w:val="num" w:pos="3600"/>
-        </w:tabs>
-        <w:ind w:left="3600" w:hanging="360"/>
-      </w:pPr>
-      <w:rPr>
-        <w:rFonts w:ascii="Wingdings" w:hAnsi="Wingdings" w:hint="default"/>
-        <w:sz w:val="20"/>
-      </w:rPr>
-    </w:lvl>
-    <w:lvl w:ilvl="5" w:tentative="1">
-      <w:start w:val="1"/>
-      <w:numFmt w:val="bullet"/>
-      <w:lvlText w:val=""/>
-      <w:lvlJc w:val="left"/>
-      <w:pPr>
-        <w:tabs>
-          <w:tab w:val="num" w:pos="4320"/>
-        </w:tabs>
-        <w:ind w:left="4320" w:hanging="360"/>
-      </w:pPr>
-      <w:rPr>
-        <w:rFonts w:ascii="Wingdings" w:hAnsi="Wingdings" w:hint="default"/>
-        <w:sz w:val="20"/>
-      </w:rPr>
-    </w:lvl>
-    <w:lvl w:ilvl="6" w:tentative="1">
-      <w:start w:val="1"/>
-      <w:numFmt w:val="bullet"/>
-      <w:lvlText w:val=""/>
-      <w:lvlJc w:val="left"/>
-      <w:pPr>
-        <w:tabs>
-          <w:tab w:val="num" w:pos="5040"/>
-        </w:tabs>
-        <w:ind w:left="5040" w:hanging="360"/>
-      </w:pPr>
-      <w:rPr>
-        <w:rFonts w:ascii="Wingdings" w:hAnsi="Wingdings" w:hint="default"/>
-        <w:sz w:val="20"/>
-      </w:rPr>
-    </w:lvl>
-    <w:lvl w:ilvl="7" w:tentative="1">
-      <w:start w:val="1"/>
-      <w:numFmt w:val="bullet"/>
-      <w:lvlText w:val=""/>
-      <w:lvlJc w:val="left"/>
-      <w:pPr>
-        <w:tabs>
-          <w:tab w:val="num" w:pos="5760"/>
-        </w:tabs>
-        <w:ind w:left="5760" w:hanging="360"/>
-      </w:pPr>
-      <w:rPr>
-        <w:rFonts w:ascii="Wingdings" w:hAnsi="Wingdings" w:hint="default"/>
-        <w:sz w:val="20"/>
-      </w:rPr>
-    </w:lvl>
-    <w:lvl w:ilvl="8" w:tentative="1">
-      <w:start w:val="1"/>
-      <w:numFmt w:val="bullet"/>
-      <w:lvlText w:val=""/>
-      <w:lvlJc w:val="left"/>
-      <w:pPr>
-        <w:tabs>
-          <w:tab w:val="num" w:pos="6480"/>
-        </w:tabs>
-        <w:ind w:left="6480" w:hanging="360"/>
-      </w:pPr>
-      <w:rPr>
-        <w:rFonts w:ascii="Wingdings" w:hAnsi="Wingdings" w:hint="default"/>
-        <w:sz w:val="20"/>
-      </w:rPr>
-    </w:lvl>
-  </w:abstractNum>
-  <w:num w:numId="1" w16cid:durableId="786779020">
-    <w:abstractNumId w:val="3"/>
-  </w:num>
-  <w:num w:numId="2" w16cid:durableId="405618208">
+  <w:num w:numId="1" w16cid:durableId="717899835">
     <w:abstractNumId w:val="0"/>
   </w:num>
-  <w:num w:numId="3" w16cid:durableId="717899835">
+  <w:num w:numId="2" w16cid:durableId="1975061931">
     <w:abstractNumId w:val="1"/>
   </w:num>
-  <w:num w:numId="4" w16cid:durableId="1975061931">
+  <w:num w:numId="3" w16cid:durableId="911505739">
     <w:abstractNumId w:val="2"/>
-  </w:num>
-  <w:num w:numId="5" w16cid:durableId="911505739">
-    <w:abstractNumId w:val="4"/>
   </w:num>
 </w:numbering>
 </file>
@@ -2738,7 +2351,7 @@
   <w:style w:type="paragraph" w:default="1" w:styleId="Normal">
     <w:name w:val="Normal"/>
     <w:qFormat/>
-    <w:rsid w:val="00F8283A"/>
+    <w:rsid w:val="0023759D"/>
   </w:style>
   <w:style w:type="paragraph" w:styleId="Heading1">
     <w:name w:val="heading 1"/>
@@ -2747,7 +2360,7 @@
     <w:link w:val="Heading1Char"/>
     <w:uiPriority w:val="9"/>
     <w:qFormat/>
-    <w:rsid w:val="00277842"/>
+    <w:rsid w:val="0023759D"/>
     <w:pPr>
       <w:keepNext/>
       <w:keepLines/>
@@ -2769,7 +2382,7 @@
     <w:uiPriority w:val="9"/>
     <w:unhideWhenUsed/>
     <w:qFormat/>
-    <w:rsid w:val="00277842"/>
+    <w:rsid w:val="0023759D"/>
     <w:pPr>
       <w:keepNext/>
       <w:keepLines/>
@@ -2792,7 +2405,7 @@
     <w:semiHidden/>
     <w:unhideWhenUsed/>
     <w:qFormat/>
-    <w:rsid w:val="00277842"/>
+    <w:rsid w:val="0023759D"/>
     <w:pPr>
       <w:keepNext/>
       <w:keepLines/>
@@ -2815,7 +2428,7 @@
     <w:semiHidden/>
     <w:unhideWhenUsed/>
     <w:qFormat/>
-    <w:rsid w:val="00277842"/>
+    <w:rsid w:val="0023759D"/>
     <w:pPr>
       <w:keepNext/>
       <w:keepLines/>
@@ -2838,7 +2451,7 @@
     <w:semiHidden/>
     <w:unhideWhenUsed/>
     <w:qFormat/>
-    <w:rsid w:val="00277842"/>
+    <w:rsid w:val="0023759D"/>
     <w:pPr>
       <w:keepNext/>
       <w:keepLines/>
@@ -2859,7 +2472,7 @@
     <w:semiHidden/>
     <w:unhideWhenUsed/>
     <w:qFormat/>
-    <w:rsid w:val="00277842"/>
+    <w:rsid w:val="0023759D"/>
     <w:pPr>
       <w:keepNext/>
       <w:keepLines/>
@@ -2882,7 +2495,7 @@
     <w:semiHidden/>
     <w:unhideWhenUsed/>
     <w:qFormat/>
-    <w:rsid w:val="00277842"/>
+    <w:rsid w:val="0023759D"/>
     <w:pPr>
       <w:keepNext/>
       <w:keepLines/>
@@ -2903,7 +2516,7 @@
     <w:semiHidden/>
     <w:unhideWhenUsed/>
     <w:qFormat/>
-    <w:rsid w:val="00277842"/>
+    <w:rsid w:val="0023759D"/>
     <w:pPr>
       <w:keepNext/>
       <w:keepLines/>
@@ -2926,7 +2539,7 @@
     <w:semiHidden/>
     <w:unhideWhenUsed/>
     <w:qFormat/>
-    <w:rsid w:val="00277842"/>
+    <w:rsid w:val="0023759D"/>
     <w:pPr>
       <w:keepNext/>
       <w:keepLines/>
@@ -2970,7 +2583,7 @@
     <w:basedOn w:val="DefaultParagraphFont"/>
     <w:link w:val="Heading1"/>
     <w:uiPriority w:val="9"/>
-    <w:rsid w:val="00277842"/>
+    <w:rsid w:val="0023759D"/>
     <w:rPr>
       <w:rFonts w:asciiTheme="majorHAnsi" w:eastAsiaTheme="majorEastAsia" w:hAnsiTheme="majorHAnsi" w:cstheme="majorBidi"/>
       <w:color w:val="2F5496" w:themeColor="accent1" w:themeShade="BF"/>
@@ -2983,7 +2596,7 @@
     <w:basedOn w:val="DefaultParagraphFont"/>
     <w:link w:val="Heading2"/>
     <w:uiPriority w:val="9"/>
-    <w:rsid w:val="00277842"/>
+    <w:rsid w:val="0023759D"/>
     <w:rPr>
       <w:rFonts w:asciiTheme="majorHAnsi" w:eastAsiaTheme="majorEastAsia" w:hAnsiTheme="majorHAnsi" w:cstheme="majorBidi"/>
       <w:color w:val="2F5496" w:themeColor="accent1" w:themeShade="BF"/>
@@ -2997,7 +2610,7 @@
     <w:link w:val="Heading3"/>
     <w:uiPriority w:val="9"/>
     <w:semiHidden/>
-    <w:rsid w:val="00277842"/>
+    <w:rsid w:val="0023759D"/>
     <w:rPr>
       <w:rFonts w:eastAsiaTheme="majorEastAsia" w:cstheme="majorBidi"/>
       <w:color w:val="2F5496" w:themeColor="accent1" w:themeShade="BF"/>
@@ -3011,7 +2624,7 @@
     <w:link w:val="Heading4"/>
     <w:uiPriority w:val="9"/>
     <w:semiHidden/>
-    <w:rsid w:val="00277842"/>
+    <w:rsid w:val="0023759D"/>
     <w:rPr>
       <w:rFonts w:eastAsiaTheme="majorEastAsia" w:cstheme="majorBidi"/>
       <w:i/>
@@ -3025,7 +2638,7 @@
     <w:link w:val="Heading5"/>
     <w:uiPriority w:val="9"/>
     <w:semiHidden/>
-    <w:rsid w:val="00277842"/>
+    <w:rsid w:val="0023759D"/>
     <w:rPr>
       <w:rFonts w:eastAsiaTheme="majorEastAsia" w:cstheme="majorBidi"/>
       <w:color w:val="2F5496" w:themeColor="accent1" w:themeShade="BF"/>
@@ -3037,7 +2650,7 @@
     <w:link w:val="Heading6"/>
     <w:uiPriority w:val="9"/>
     <w:semiHidden/>
-    <w:rsid w:val="00277842"/>
+    <w:rsid w:val="0023759D"/>
     <w:rPr>
       <w:rFonts w:eastAsiaTheme="majorEastAsia" w:cstheme="majorBidi"/>
       <w:i/>
@@ -3051,7 +2664,7 @@
     <w:link w:val="Heading7"/>
     <w:uiPriority w:val="9"/>
     <w:semiHidden/>
-    <w:rsid w:val="00277842"/>
+    <w:rsid w:val="0023759D"/>
     <w:rPr>
       <w:rFonts w:eastAsiaTheme="majorEastAsia" w:cstheme="majorBidi"/>
       <w:color w:val="595959" w:themeColor="text1" w:themeTint="A6"/>
@@ -3063,7 +2676,7 @@
     <w:link w:val="Heading8"/>
     <w:uiPriority w:val="9"/>
     <w:semiHidden/>
-    <w:rsid w:val="00277842"/>
+    <w:rsid w:val="0023759D"/>
     <w:rPr>
       <w:rFonts w:eastAsiaTheme="majorEastAsia" w:cstheme="majorBidi"/>
       <w:i/>
@@ -3077,7 +2690,7 @@
     <w:link w:val="Heading9"/>
     <w:uiPriority w:val="9"/>
     <w:semiHidden/>
-    <w:rsid w:val="00277842"/>
+    <w:rsid w:val="0023759D"/>
     <w:rPr>
       <w:rFonts w:eastAsiaTheme="majorEastAsia" w:cstheme="majorBidi"/>
       <w:color w:val="272727" w:themeColor="text1" w:themeTint="D8"/>
@@ -3090,7 +2703,7 @@
     <w:link w:val="TitleChar"/>
     <w:uiPriority w:val="10"/>
     <w:qFormat/>
-    <w:rsid w:val="00277842"/>
+    <w:rsid w:val="0023759D"/>
     <w:pPr>
       <w:spacing w:after="80" w:line="240" w:lineRule="auto"/>
       <w:contextualSpacing/>
@@ -3108,7 +2721,7 @@
     <w:basedOn w:val="DefaultParagraphFont"/>
     <w:link w:val="Title"/>
     <w:uiPriority w:val="10"/>
-    <w:rsid w:val="00277842"/>
+    <w:rsid w:val="0023759D"/>
     <w:rPr>
       <w:rFonts w:asciiTheme="majorHAnsi" w:eastAsiaTheme="majorEastAsia" w:hAnsiTheme="majorHAnsi" w:cstheme="majorBidi"/>
       <w:spacing w:val="-10"/>
@@ -3124,7 +2737,7 @@
     <w:link w:val="SubtitleChar"/>
     <w:uiPriority w:val="11"/>
     <w:qFormat/>
-    <w:rsid w:val="00277842"/>
+    <w:rsid w:val="0023759D"/>
     <w:pPr>
       <w:numPr>
         <w:ilvl w:val="1"/>
@@ -3143,7 +2756,7 @@
     <w:basedOn w:val="DefaultParagraphFont"/>
     <w:link w:val="Subtitle"/>
     <w:uiPriority w:val="11"/>
-    <w:rsid w:val="00277842"/>
+    <w:rsid w:val="0023759D"/>
     <w:rPr>
       <w:rFonts w:eastAsiaTheme="majorEastAsia" w:cstheme="majorBidi"/>
       <w:color w:val="595959" w:themeColor="text1" w:themeTint="A6"/>
@@ -3159,7 +2772,7 @@
     <w:link w:val="QuoteChar"/>
     <w:uiPriority w:val="29"/>
     <w:qFormat/>
-    <w:rsid w:val="00277842"/>
+    <w:rsid w:val="0023759D"/>
     <w:pPr>
       <w:spacing w:before="160"/>
       <w:jc w:val="center"/>
@@ -3175,7 +2788,7 @@
     <w:basedOn w:val="DefaultParagraphFont"/>
     <w:link w:val="Quote"/>
     <w:uiPriority w:val="29"/>
-    <w:rsid w:val="00277842"/>
+    <w:rsid w:val="0023759D"/>
     <w:rPr>
       <w:i/>
       <w:iCs/>
@@ -3187,7 +2800,7 @@
     <w:basedOn w:val="Normal"/>
     <w:uiPriority w:val="34"/>
     <w:qFormat/>
-    <w:rsid w:val="00277842"/>
+    <w:rsid w:val="0023759D"/>
     <w:pPr>
       <w:ind w:left="720"/>
       <w:contextualSpacing/>
@@ -3198,7 +2811,7 @@
     <w:basedOn w:val="DefaultParagraphFont"/>
     <w:uiPriority w:val="21"/>
     <w:qFormat/>
-    <w:rsid w:val="00277842"/>
+    <w:rsid w:val="0023759D"/>
     <w:rPr>
       <w:i/>
       <w:iCs/>
@@ -3212,7 +2825,7 @@
     <w:link w:val="IntenseQuoteChar"/>
     <w:uiPriority w:val="30"/>
     <w:qFormat/>
-    <w:rsid w:val="00277842"/>
+    <w:rsid w:val="0023759D"/>
     <w:pPr>
       <w:pBdr>
         <w:top w:val="single" w:sz="4" w:space="10" w:color="2F5496" w:themeColor="accent1" w:themeShade="BF"/>
@@ -3233,7 +2846,7 @@
     <w:basedOn w:val="DefaultParagraphFont"/>
     <w:link w:val="IntenseQuote"/>
     <w:uiPriority w:val="30"/>
-    <w:rsid w:val="00277842"/>
+    <w:rsid w:val="0023759D"/>
     <w:rPr>
       <w:i/>
       <w:iCs/>
@@ -3245,7 +2858,7 @@
     <w:basedOn w:val="DefaultParagraphFont"/>
     <w:uiPriority w:val="32"/>
     <w:qFormat/>
-    <w:rsid w:val="00277842"/>
+    <w:rsid w:val="0023759D"/>
     <w:rPr>
       <w:b/>
       <w:bCs/>
